--- a/pdf/xamid.docx
+++ b/pdf/xamid.docx
@@ -128,9 +128,9 @@
         <w:rPr>
           <w:b/>
           <w:sz w:val="27"/>
-          <w:lang w:val="ru-RU"/>
-        </w:rPr>
-        <w:t>23</w:t>
+          <w:lang w:val="en-US"/>
+        </w:rPr>
+        <w:t>02</w:t>
       </w:r>
       <w:r>
         <w:rPr>
@@ -529,7 +529,20 @@
               <w:rPr>
                 <w:sz w:val="21"/>
               </w:rPr>
-              <w:t>XAMIDLLOH</w:t>
+              <w:t>XAMID</w:t>
+            </w:r>
+            <w:r>
+              <w:rPr>
+                <w:sz w:val="21"/>
+                <w:lang w:val="en-US"/>
+              </w:rPr>
+              <w:t>U</w:t>
+            </w:r>
+            <w:r>
+              <w:rPr>
+                <w:sz w:val="21"/>
+              </w:rPr>
+              <w:t>LLOH</w:t>
             </w:r>
             <w:r>
               <w:rPr>
@@ -2593,34 +2606,34 @@
             <w:r>
               <w:rPr>
                 <w:sz w:val="21"/>
+                <w:lang w:val="en-US"/>
+              </w:rPr>
+              <w:t>02</w:t>
+            </w:r>
+            <w:r>
+              <w:rPr>
+                <w:sz w:val="21"/>
+              </w:rPr>
+              <w:t>.</w:t>
+            </w:r>
+            <w:r>
+              <w:rPr>
+                <w:sz w:val="21"/>
                 <w:lang w:val="ru-RU"/>
               </w:rPr>
-              <w:t>23</w:t>
-            </w:r>
-            <w:r>
-              <w:rPr>
-                <w:sz w:val="21"/>
-              </w:rPr>
-              <w:t>.</w:t>
+              <w:t>02</w:t>
+            </w:r>
+            <w:r>
+              <w:rPr>
+                <w:sz w:val="21"/>
+              </w:rPr>
+              <w:t>.202</w:t>
             </w:r>
             <w:r>
               <w:rPr>
                 <w:sz w:val="21"/>
                 <w:lang w:val="ru-RU"/>
               </w:rPr>
-              <w:t>02</w:t>
-            </w:r>
-            <w:r>
-              <w:rPr>
-                <w:sz w:val="21"/>
-              </w:rPr>
-              <w:t>.202</w:t>
-            </w:r>
-            <w:r>
-              <w:rPr>
-                <w:sz w:val="21"/>
-                <w:lang w:val="ru-RU"/>
-              </w:rPr>
               <w:t>6</w:t>
             </w:r>
             <w:r>
@@ -2647,9 +2660,9 @@
               <w:rPr>
                 <w:spacing w:val="-2"/>
                 <w:sz w:val="21"/>
-                <w:lang w:val="ru-RU"/>
-              </w:rPr>
-              <w:t>27</w:t>
+                <w:lang w:val="en-US"/>
+              </w:rPr>
+              <w:t>06</w:t>
             </w:r>
             <w:r>
               <w:rPr>
@@ -3637,9 +3650,9 @@
         <w:rPr>
           <w:spacing w:val="-4"/>
           <w:sz w:val="18"/>
-          <w:lang w:val="ru-RU"/>
-        </w:rPr>
-        <w:t>28</w:t>
+          <w:lang w:val="en-US"/>
+        </w:rPr>
+        <w:t>07</w:t>
       </w:r>
       <w:r>
         <w:rPr>
@@ -3689,9 +3702,9 @@
         <w:rPr>
           <w:spacing w:val="-4"/>
           <w:sz w:val="18"/>
-          <w:lang w:val="ru-RU"/>
-        </w:rPr>
-        <w:t>4</w:t>
+          <w:lang w:val="en-US"/>
+        </w:rPr>
+        <w:t>3</w:t>
       </w:r>
       <w:r>
         <w:rPr>
@@ -3705,7 +3718,7 @@
       <w:pPr>
         <w:pStyle w:val="a4"/>
         <w:rPr>
-          <w:lang w:val="ru-RU"/>
+          <w:lang w:val="en-US"/>
         </w:rPr>
       </w:pPr>
       <w:r>
@@ -3717,9 +3730,9 @@
       <w:r>
         <w:rPr>
           <w:spacing w:val="-4"/>
-          <w:lang w:val="ru-RU"/>
-        </w:rPr>
-        <w:t>73</w:t>
+          <w:lang w:val="en-US"/>
+        </w:rPr>
+        <w:t>02</w:t>
       </w:r>
       <w:r>
         <w:rPr>
@@ -3730,9 +3743,9 @@
       <w:r>
         <w:rPr>
           <w:spacing w:val="-4"/>
-          <w:lang w:val="ru-RU"/>
-        </w:rPr>
-        <w:t>4</w:t>
+          <w:lang w:val="en-US"/>
+        </w:rPr>
+        <w:t>9</w:t>
       </w:r>
     </w:p>
     <w:sectPr>
